--- a/contents/battle-workbook/secuops-w04.docx
+++ b/contents/battle-workbook/secuops-w04.docx
@@ -97,7 +97,7 @@
           <w:b/>
           <w:sz w:val="21"/>
         </w:rPr>
-        <w:t>망 외부 공격자(attacker-ext)</w:t>
+        <w:t>망 외부 공격자(외부 공격자 VM 192.168.0.202)</w:t>
       </w:r>
       <w:r>
         <w:rPr>
@@ -167,7 +167,7 @@
           <w:rFonts w:ascii="맑은 고딕" w:hAnsi="맑은 고딕" w:eastAsia="맑은 고딕"/>
           <w:sz w:val="21"/>
         </w:rPr>
-        <w:t>망 외부 공격자(attacker-ext)로 대상 서비스를 스캔한다. Suricata 가 가장 먼저 잡는 정찰.</w:t>
+        <w:t>망 외부 공격자(외부 공격자 VM 192.168.0.202)로 대상 서비스를 스캔한다. Suricata 가 가장 먼저 잡는 정찰.</w:t>
       </w:r>
     </w:p>
     <w:p>
@@ -179,7 +179,7 @@
           <w:rFonts w:ascii="Consolas" w:hAnsi="Consolas"/>
           <w:sz w:val="19"/>
         </w:rPr>
-        <w:t>nmap -sV -p 1-10000 &lt;대상_공개IP&gt; -T4 --max-retries 1</w:t>
+        <w:t>nmap -sV -p 1-10000 192.168.0.161 -T4 --max-retries 1</w:t>
       </w:r>
     </w:p>
     <w:p>
@@ -252,7 +252,7 @@
           <w:b/>
           <w:sz w:val="22"/>
         </w:rPr>
-        <w:t>▶ 실행 결과 화면 (스크린샷 붙여넣기)</w:t>
+        <w:t>▶ 실행 결과 (출력/스크린샷)</w:t>
       </w:r>
     </w:p>
     <w:tbl>
@@ -286,7 +286,7 @@
                 <w:color w:val="AAAAAA"/>
                 <w:sz w:val="18"/>
               </w:rPr>
-              <w:t>여기에 결과 스크린샷을 붙여넣으세요 (커서를 두고 Ctrl+V)</w:t>
+              <w:t>여기에 결과 출력을 적거나 스크린샷을 붙여넣으세요 (커서를 두고 Ctrl+V)</w:t>
             </w:r>
           </w:p>
         </w:tc>
@@ -418,7 +418,7 @@
           <w:rFonts w:ascii="Consolas" w:hAnsi="Consolas"/>
           <w:sz w:val="19"/>
         </w:rPr>
-        <w:t>sqlmap -u "http://&lt;대상_공개IP&gt;:8080/vulnerabilities/sqli/?id=1&amp;Submit=Submit" \</w:t>
+        <w:t>sqlmap -u "http://192.168.0.161:8080/vulnerabilities/sqli/?id=1&amp;Submit=Submit" \</w:t>
         <w:br/>
         <w:t xml:space="preserve">       --cookie="security=low; PHPSESSID=test" --batch</w:t>
       </w:r>
@@ -503,7 +503,7 @@
           <w:b/>
           <w:sz w:val="22"/>
         </w:rPr>
-        <w:t>▶ 실행 결과 화면 (스크린샷 붙여넣기)</w:t>
+        <w:t>▶ 실행 결과 (출력/스크린샷)</w:t>
       </w:r>
     </w:p>
     <w:tbl>
@@ -537,7 +537,7 @@
                 <w:color w:val="AAAAAA"/>
                 <w:sz w:val="18"/>
               </w:rPr>
-              <w:t>여기에 결과 스크린샷을 붙여넣으세요 (커서를 두고 Ctrl+V)</w:t>
+              <w:t>여기에 결과 출력을 적거나 스크린샷을 붙여넣으세요 (커서를 두고 Ctrl+V)</w:t>
             </w:r>
           </w:p>
         </w:tc>
@@ -716,7 +716,7 @@
           <w:b/>
           <w:sz w:val="22"/>
         </w:rPr>
-        <w:t>▶ 실행 결과 화면 (스크린샷 붙여넣기)</w:t>
+        <w:t>▶ 실행 결과 (출력/스크린샷)</w:t>
       </w:r>
     </w:p>
     <w:tbl>
@@ -750,7 +750,7 @@
                 <w:color w:val="AAAAAA"/>
                 <w:sz w:val="18"/>
               </w:rPr>
-              <w:t>여기에 결과 스크린샷을 붙여넣으세요 (커서를 두고 Ctrl+V)</w:t>
+              <w:t>여기에 결과 출력을 적거나 스크린샷을 붙여넣으세요 (커서를 두고 Ctrl+V)</w:t>
             </w:r>
           </w:p>
         </w:tc>
@@ -988,7 +988,7 @@
           <w:b/>
           <w:sz w:val="22"/>
         </w:rPr>
-        <w:t>▶ 실행 결과 화면 (스크린샷 붙여넣기)</w:t>
+        <w:t>▶ 실행 결과 (출력/스크린샷)</w:t>
       </w:r>
     </w:p>
     <w:tbl>
@@ -1022,7 +1022,7 @@
                 <w:color w:val="AAAAAA"/>
                 <w:sz w:val="18"/>
               </w:rPr>
-              <w:t>여기에 결과 스크린샷을 붙여넣으세요 (커서를 두고 Ctrl+V)</w:t>
+              <w:t>여기에 결과 출력을 적거나 스크린샷을 붙여넣으세요 (커서를 두고 Ctrl+V)</w:t>
             </w:r>
           </w:p>
         </w:tc>
@@ -1177,7 +1177,7 @@
           <w:b/>
           <w:sz w:val="22"/>
         </w:rPr>
-        <w:t>▶ 실행 결과 화면 (스크린샷 붙여넣기)</w:t>
+        <w:t>▶ 실행 결과 (출력/스크린샷)</w:t>
       </w:r>
     </w:p>
     <w:tbl>
@@ -1211,7 +1211,7 @@
                 <w:color w:val="AAAAAA"/>
                 <w:sz w:val="18"/>
               </w:rPr>
-              <w:t>여기에 결과 스크린샷을 붙여넣으세요 (커서를 두고 Ctrl+V)</w:t>
+              <w:t>여기에 결과 출력을 적거나 스크린샷을 붙여넣으세요 (커서를 두고 Ctrl+V)</w:t>
             </w:r>
           </w:p>
         </w:tc>
@@ -1366,7 +1366,7 @@
           <w:b/>
           <w:sz w:val="22"/>
         </w:rPr>
-        <w:t>▶ 실행 결과 화면 (스크린샷 붙여넣기)</w:t>
+        <w:t>▶ 실행 결과 (출력/스크린샷)</w:t>
       </w:r>
     </w:p>
     <w:tbl>
@@ -1400,7 +1400,7 @@
                 <w:color w:val="AAAAAA"/>
                 <w:sz w:val="18"/>
               </w:rPr>
-              <w:t>여기에 결과 스크린샷을 붙여넣으세요 (커서를 두고 Ctrl+V)</w:t>
+              <w:t>여기에 결과 출력을 적거나 스크린샷을 붙여넣으세요 (커서를 두고 Ctrl+V)</w:t>
             </w:r>
           </w:p>
         </w:tc>
